--- a/materialien/Welt1_Bagdad/2_Akten/KR_W1_Akte3_Fremde_Chiffre_II.docx
+++ b/materialien/Welt1_Bagdad/2_Akten/KR_W1_Akte3_Fremde_Chiffre_II.docx
@@ -4484,7 +4484,7 @@
                 <w:spacing w:val="24"/>
                 <w:sz w:val="23"/>
               </w:rPr>
-              <w:t>39470 0PSBD SGQ27 KTSB3 5</w:t>
+              <w:t>39470 0PSBD SGQPD HUHKQ ORBHK</w:t>
             </w:r>
           </w:p>
         </w:tc>
